--- a/az/scientists/CV/Word/Rzayev_Teymur_CV_AZ.docx
+++ b/az/scientists/CV/Word/Rzayev_Teymur_CV_AZ.docx
@@ -377,7 +377,7 @@
           <w:sz w:val="21"/>
           <w:szCs w:val="21"/>
         </w:rPr>
-        <w:t>Teymur Rzayev Yeditepe Universitetinin Plastik sənətlər bölməsində professordur. Doktorluğu Azərbaycan Dövlət Rəssamlıq Akademiyasındandır. Dissertasiya Azərbaycanın bütpərəst heykəli adlanır və 2009-cu ilə aiddir. Elmi rəhbər Telman İbrahimovdur. Smena adlı magistr dissertasiyasını 1988-ci ildə Azərbaycan Dövlət Rəssamlıq Akademiyasında Mikayıl Abdullayevin rəhbərliyi ilə bitirib. 2006-cı ildən Yeditepe Universitetində dərs deyir. 2012-ci ilədək müəllim, 2012–2014-cü illərdə doktor müəllim olub. CV dosent və professor rütbələrini ayrı başlanğıc ili olmadan da göstərir.</w:t>
+        <w:t>Teymur Rzayev Yeditepe Universitetinin Plastik sənətlər bölməsində professordur. Doktorluğu Azərbaycan Dövlət Rəssamlıq Akademiyasındandır. Dissertasiya Azərbaycanın bütpərəst heykəli adlanır və 2009-cu ilə aiddir. Elmi rəhbər Telman İbrahimovdur. Smena adlı magistr dissertasiyasını 1988-ci ildə Azərbaycan Dövlət Rəssamlıq Akademiyasında Mikayıl Abdullayevin rəhbərliyi ilə bitirib. 2006-cı ildən Yeditepe Universitetində dərs deyir. 2012-ci ilədək müəllim, 2012–2014-cü illərdə doktor müəllim olub. Dosent və professor rütbələri də var.</w:t>
       </w:r>
     </w:p>
     <w:p>
@@ -1500,7 +1500,7 @@
           <w:sz w:val="21"/>
           <w:szCs w:val="21"/>
         </w:rPr>
-        <w:t xml:space="preserve">1. 3. C. Yazılan ulusal/uluslararası kitaplar veya kitaplardaki bölümler: C1. Yazılan ulusal/uluslararası kitaplar: BİZ AZERBAYCANLIYIQ Biz Azerbaycanlıyız (2011)., </w:t>
+        <w:t>1. C. Yazılan ulusal/uluslararası kitaplar veya kitaplardaki bölümler: C1. Yazılan ulusal/uluslararası kitaplar: BİZ AZERBAYCANLIYIQ Biz Azerbaycanlıyız (2011)., RZAYEV TEYMUR, Adventa, Editör:Teymur Rzayev, ISBN:978-9952-8110-5-0, Türkçe(Bilimsel Kitap),</w:t>
       </w:r>
       <w:r>
         <w:rPr>
@@ -1510,15 +1510,13 @@
           <w:sz w:val="21"/>
           <w:szCs w:val="21"/>
         </w:rPr>
-        <w:t>RZAYEV TEYMUR</w:t>
-      </w:r>
-      <w:r>
-        <w:rPr>
-          <w:rFonts w:ascii="Times New Roman" w:cs="Times New Roman" w:eastAsia="Times New Roman" w:hAnsi="Times New Roman"/>
-          <w:sz w:val="21"/>
-          <w:szCs w:val="21"/>
-        </w:rPr>
-        <w:t>, Adventa, Editör:</w:t>
+      </w:r>
+      <w:r>
+        <w:rPr>
+          <w:rFonts w:ascii="Times New Roman" w:cs="Times New Roman" w:eastAsia="Times New Roman" w:hAnsi="Times New Roman"/>
+          <w:sz w:val="21"/>
+          <w:szCs w:val="21"/>
+        </w:rPr>
       </w:r>
       <w:r>
         <w:rPr>
@@ -1528,15 +1526,13 @@
           <w:sz w:val="21"/>
           <w:szCs w:val="21"/>
         </w:rPr>
-        <w:t>Teymur</w:t>
-      </w:r>
-      <w:r>
-        <w:rPr>
-          <w:rFonts w:ascii="Times New Roman" w:cs="Times New Roman" w:eastAsia="Times New Roman" w:hAnsi="Times New Roman"/>
-          <w:sz w:val="21"/>
-          <w:szCs w:val="21"/>
-        </w:rPr>
-        <w:t xml:space="preserve"> </w:t>
+      </w:r>
+      <w:r>
+        <w:rPr>
+          <w:rFonts w:ascii="Times New Roman" w:cs="Times New Roman" w:eastAsia="Times New Roman" w:hAnsi="Times New Roman"/>
+          <w:sz w:val="21"/>
+          <w:szCs w:val="21"/>
+        </w:rPr>
       </w:r>
       <w:r>
         <w:rPr>
@@ -1546,15 +1542,13 @@
           <w:sz w:val="21"/>
           <w:szCs w:val="21"/>
         </w:rPr>
-        <w:t>Rzayev</w:t>
-      </w:r>
-      <w:r>
-        <w:rPr>
-          <w:rFonts w:ascii="Times New Roman" w:cs="Times New Roman" w:eastAsia="Times New Roman" w:hAnsi="Times New Roman"/>
-          <w:sz w:val="21"/>
-          <w:szCs w:val="21"/>
-        </w:rPr>
-        <w:t>, ISBN:978-9952-8110-5-0, Türkçe(Bilimsel Kitap),</w:t>
+      </w:r>
+      <w:r>
+        <w:rPr>
+          <w:rFonts w:ascii="Times New Roman" w:cs="Times New Roman" w:eastAsia="Times New Roman" w:hAnsi="Times New Roman"/>
+          <w:sz w:val="21"/>
+          <w:szCs w:val="21"/>
+        </w:rPr>
       </w:r>
     </w:p>
     <w:p>
@@ -1598,7 +1592,7 @@
           <w:sz w:val="21"/>
           <w:szCs w:val="21"/>
         </w:rPr>
-        <w:t xml:space="preserve">2. 1. </w:t>
+        <w:t>2. RZAYEV TEYMUR (2019). Azerbaycan’da kabartma sanatı. Arayışlar, 10(2), 194-197.</w:t>
       </w:r>
       <w:r>
         <w:rPr>
@@ -1608,15 +1602,13 @@
           <w:sz w:val="21"/>
           <w:szCs w:val="21"/>
         </w:rPr>
-        <w:t>RZAYEV TEYMUR</w:t>
-      </w:r>
-      <w:r>
-        <w:rPr>
-          <w:rFonts w:ascii="Times New Roman" w:cs="Times New Roman" w:eastAsia="Times New Roman" w:hAnsi="Times New Roman"/>
-          <w:sz w:val="21"/>
-          <w:szCs w:val="21"/>
-        </w:rPr>
-        <w:t xml:space="preserve"> (2019). Azerbaycan’da kabartma sanatı. Arayışlar, 10(2), 194-197.</w:t>
+      </w:r>
+      <w:r>
+        <w:rPr>
+          <w:rFonts w:ascii="Times New Roman" w:cs="Times New Roman" w:eastAsia="Times New Roman" w:hAnsi="Times New Roman"/>
+          <w:sz w:val="21"/>
+          <w:szCs w:val="21"/>
+        </w:rPr>
       </w:r>
     </w:p>
     <w:p>
@@ -1629,7 +1621,7 @@
           <w:sz w:val="21"/>
           <w:szCs w:val="21"/>
         </w:rPr>
-        <w:t xml:space="preserve">3. 2. </w:t>
+        <w:t>3. RZAYEV TEYMUR (2018). ”XX. yüzyıl Azerbaycan Tasviri Sanatında Sembolik ve Mecazi Anlamda Karakterleri”. Araştırmalar, 8(4 (30))</w:t>
       </w:r>
       <w:r>
         <w:rPr>
@@ -1639,15 +1631,13 @@
           <w:sz w:val="21"/>
           <w:szCs w:val="21"/>
         </w:rPr>
-        <w:t>RZAYEV TEYMUR</w:t>
-      </w:r>
-      <w:r>
-        <w:rPr>
-          <w:rFonts w:ascii="Times New Roman" w:cs="Times New Roman" w:eastAsia="Times New Roman" w:hAnsi="Times New Roman"/>
-          <w:sz w:val="21"/>
-          <w:szCs w:val="21"/>
-        </w:rPr>
-        <w:t xml:space="preserve"> (2018). ”XX. yüzyıl Azerbaycan Tasviri Sanatında Sembolik ve Mecazi Anlamda Karakterleri”. Araştırmalar, 8(4 (30))</w:t>
+      </w:r>
+      <w:r>
+        <w:rPr>
+          <w:rFonts w:ascii="Times New Roman" w:cs="Times New Roman" w:eastAsia="Times New Roman" w:hAnsi="Times New Roman"/>
+          <w:sz w:val="21"/>
+          <w:szCs w:val="21"/>
+        </w:rPr>
       </w:r>
     </w:p>
     <w:p>
@@ -1660,7 +1650,7 @@
           <w:sz w:val="21"/>
           <w:szCs w:val="21"/>
         </w:rPr>
-        <w:t xml:space="preserve">4. 3. </w:t>
+        <w:t>4. RZAYEV TEYMUR (2018). XVII-XIX. yüzyıllarda Azerbaycan’da hattat sanatı. Hümaniter İlimler Serisi(2)</w:t>
       </w:r>
       <w:r>
         <w:rPr>
@@ -1670,15 +1660,13 @@
           <w:sz w:val="21"/>
           <w:szCs w:val="21"/>
         </w:rPr>
-        <w:t>RZAYEV TEYMUR</w:t>
-      </w:r>
-      <w:r>
-        <w:rPr>
-          <w:rFonts w:ascii="Times New Roman" w:cs="Times New Roman" w:eastAsia="Times New Roman" w:hAnsi="Times New Roman"/>
-          <w:sz w:val="21"/>
-          <w:szCs w:val="21"/>
-        </w:rPr>
-        <w:t xml:space="preserve"> (2018). XVII-XIX. yüzyıllarda Azerbaycan’da hattat sanatı. Hümaniter İlimler Serisi(2)</w:t>
+      </w:r>
+      <w:r>
+        <w:rPr>
+          <w:rFonts w:ascii="Times New Roman" w:cs="Times New Roman" w:eastAsia="Times New Roman" w:hAnsi="Times New Roman"/>
+          <w:sz w:val="21"/>
+          <w:szCs w:val="21"/>
+        </w:rPr>
       </w:r>
     </w:p>
     <w:p>
@@ -1691,7 +1679,7 @@
           <w:sz w:val="21"/>
           <w:szCs w:val="21"/>
         </w:rPr>
-        <w:t xml:space="preserve">5. 4. </w:t>
+        <w:t>5. RZAYEV TEYMUR (2012). 20 nci yüzyılın sonlarında Azerbaycan da Resim Sanatı. Elmi Eserler (İlmi Eserler)(13), 150-154.</w:t>
       </w:r>
       <w:r>
         <w:rPr>
@@ -1701,15 +1689,13 @@
           <w:sz w:val="21"/>
           <w:szCs w:val="21"/>
         </w:rPr>
-        <w:t>RZAYEV TEYMUR</w:t>
-      </w:r>
-      <w:r>
-        <w:rPr>
-          <w:rFonts w:ascii="Times New Roman" w:cs="Times New Roman" w:eastAsia="Times New Roman" w:hAnsi="Times New Roman"/>
-          <w:sz w:val="21"/>
-          <w:szCs w:val="21"/>
-        </w:rPr>
-        <w:t xml:space="preserve"> (2012). 20 nci yüzyılın sonlarında Azerbaycan da Resim Sanatı. Elmi Eserler (İlmi Eserler)(13), 150-154.</w:t>
+      </w:r>
+      <w:r>
+        <w:rPr>
+          <w:rFonts w:ascii="Times New Roman" w:cs="Times New Roman" w:eastAsia="Times New Roman" w:hAnsi="Times New Roman"/>
+          <w:sz w:val="21"/>
+          <w:szCs w:val="21"/>
+        </w:rPr>
       </w:r>
     </w:p>
     <w:p>
@@ -1722,7 +1708,7 @@
           <w:sz w:val="21"/>
           <w:szCs w:val="21"/>
         </w:rPr>
-        <w:t xml:space="preserve">6. 5. </w:t>
+        <w:t>6. RZAYEV TEYMUR (2010). Azerbaycan ın kadim heykeltıraşlığı. Medeniyyet Dünyası(10), 95-98.</w:t>
       </w:r>
       <w:r>
         <w:rPr>
@@ -1732,15 +1718,13 @@
           <w:sz w:val="21"/>
           <w:szCs w:val="21"/>
         </w:rPr>
-        <w:t>RZAYEV TEYMUR</w:t>
-      </w:r>
-      <w:r>
-        <w:rPr>
-          <w:rFonts w:ascii="Times New Roman" w:cs="Times New Roman" w:eastAsia="Times New Roman" w:hAnsi="Times New Roman"/>
-          <w:sz w:val="21"/>
-          <w:szCs w:val="21"/>
-        </w:rPr>
-        <w:t xml:space="preserve"> (2010). Azerbaycan ın kadim heykeltıraşlığı. Medeniyyet Dünyası(10), 95-98.</w:t>
+      </w:r>
+      <w:r>
+        <w:rPr>
+          <w:rFonts w:ascii="Times New Roman" w:cs="Times New Roman" w:eastAsia="Times New Roman" w:hAnsi="Times New Roman"/>
+          <w:sz w:val="21"/>
+          <w:szCs w:val="21"/>
+        </w:rPr>
       </w:r>
     </w:p>
     <w:p>
@@ -1753,7 +1737,7 @@
           <w:sz w:val="21"/>
           <w:szCs w:val="21"/>
         </w:rPr>
-        <w:t xml:space="preserve">7. 6. </w:t>
+        <w:t>7. RZAYEV TEYMUR (2008). İslam a kadarki Azerbaycan Heykeltıraşlığı. İncesenet ve Medeniyyet Problemleri(3-4(25-26), 192-199.</w:t>
       </w:r>
       <w:r>
         <w:rPr>
@@ -1763,15 +1747,13 @@
           <w:sz w:val="21"/>
           <w:szCs w:val="21"/>
         </w:rPr>
-        <w:t>RZAYEV TEYMUR</w:t>
-      </w:r>
-      <w:r>
-        <w:rPr>
-          <w:rFonts w:ascii="Times New Roman" w:cs="Times New Roman" w:eastAsia="Times New Roman" w:hAnsi="Times New Roman"/>
-          <w:sz w:val="21"/>
-          <w:szCs w:val="21"/>
-        </w:rPr>
-        <w:t xml:space="preserve"> (2008). İslam a kadarki Azerbaycan Heykeltıraşlığı. İncesenet ve Medeniyyet Problemleri(3-4(25-26), 192-199.</w:t>
+      </w:r>
+      <w:r>
+        <w:rPr>
+          <w:rFonts w:ascii="Times New Roman" w:cs="Times New Roman" w:eastAsia="Times New Roman" w:hAnsi="Times New Roman"/>
+          <w:sz w:val="21"/>
+          <w:szCs w:val="21"/>
+        </w:rPr>
       </w:r>
     </w:p>
     <w:p>
@@ -1784,7 +1766,7 @@
           <w:sz w:val="21"/>
           <w:szCs w:val="21"/>
         </w:rPr>
-        <w:t xml:space="preserve">8. 7. </w:t>
+        <w:t>8. RZAYEV TEYMUR (2006). Totemistik ibadetler ve onların putperest heykeltıraşlığında tecessümü. İncesenet ve Medeniyyetin Problemleri (16), 105-109.</w:t>
       </w:r>
       <w:r>
         <w:rPr>
@@ -1794,15 +1776,13 @@
           <w:sz w:val="21"/>
           <w:szCs w:val="21"/>
         </w:rPr>
-        <w:t>RZAYEV TEYMUR</w:t>
-      </w:r>
-      <w:r>
-        <w:rPr>
-          <w:rFonts w:ascii="Times New Roman" w:cs="Times New Roman" w:eastAsia="Times New Roman" w:hAnsi="Times New Roman"/>
-          <w:sz w:val="21"/>
-          <w:szCs w:val="21"/>
-        </w:rPr>
-        <w:t xml:space="preserve"> (2006). Totemistik ibadetler ve onların putperest heykeltıraşlığında tecessümü. İncesenet ve Medeniyyetin Problemleri (16), 105-109.</w:t>
+      </w:r>
+      <w:r>
+        <w:rPr>
+          <w:rFonts w:ascii="Times New Roman" w:cs="Times New Roman" w:eastAsia="Times New Roman" w:hAnsi="Times New Roman"/>
+          <w:sz w:val="21"/>
+          <w:szCs w:val="21"/>
+        </w:rPr>
       </w:r>
     </w:p>
     <w:p>
@@ -1815,7 +1795,7 @@
           <w:sz w:val="21"/>
           <w:szCs w:val="21"/>
         </w:rPr>
-        <w:t xml:space="preserve">9. 8. </w:t>
+        <w:t>9. RZAYEV TEYMUR (2006). İslam öncesi Dekoratif Sembolik Heykeller Dönemi. Elmi Haberler (İlmi Haberler)(7), 235-237.</w:t>
       </w:r>
       <w:r>
         <w:rPr>
@@ -1825,15 +1805,13 @@
           <w:sz w:val="21"/>
           <w:szCs w:val="21"/>
         </w:rPr>
-        <w:t>RZAYEV TEYMUR</w:t>
-      </w:r>
-      <w:r>
-        <w:rPr>
-          <w:rFonts w:ascii="Times New Roman" w:cs="Times New Roman" w:eastAsia="Times New Roman" w:hAnsi="Times New Roman"/>
-          <w:sz w:val="21"/>
-          <w:szCs w:val="21"/>
-        </w:rPr>
-        <w:t xml:space="preserve"> (2006). İslam öncesi Dekoratif Sembolik Heykeller Dönemi. Elmi Haberler (İlmi Haberler)(7), 235-237.</w:t>
+      </w:r>
+      <w:r>
+        <w:rPr>
+          <w:rFonts w:ascii="Times New Roman" w:cs="Times New Roman" w:eastAsia="Times New Roman" w:hAnsi="Times New Roman"/>
+          <w:sz w:val="21"/>
+          <w:szCs w:val="21"/>
+        </w:rPr>
       </w:r>
     </w:p>
     <w:p>
@@ -1846,7 +1824,7 @@
           <w:sz w:val="21"/>
           <w:szCs w:val="21"/>
         </w:rPr>
-        <w:t xml:space="preserve">10. 1. </w:t>
+        <w:t>10. RZAYEV TEYMUR Demokrasi Çizgisi. Demokrasi Şöleni, 176-178. (/)</w:t>
       </w:r>
       <w:r>
         <w:rPr>
@@ -1856,15 +1834,13 @@
           <w:sz w:val="21"/>
           <w:szCs w:val="21"/>
         </w:rPr>
-        <w:t>RZAYEV TEYMUR</w:t>
-      </w:r>
-      <w:r>
-        <w:rPr>
-          <w:rFonts w:ascii="Times New Roman" w:cs="Times New Roman" w:eastAsia="Times New Roman" w:hAnsi="Times New Roman"/>
-          <w:sz w:val="21"/>
-          <w:szCs w:val="21"/>
-        </w:rPr>
-        <w:t xml:space="preserve"> Demokrasi Çizgisi. Demokrasi Şöleni, 176-178. (/)</w:t>
+      </w:r>
+      <w:r>
+        <w:rPr>
+          <w:rFonts w:ascii="Times New Roman" w:cs="Times New Roman" w:eastAsia="Times New Roman" w:hAnsi="Times New Roman"/>
+          <w:sz w:val="21"/>
+          <w:szCs w:val="21"/>
+        </w:rPr>
       </w:r>
     </w:p>
     <w:p>
@@ -1895,7 +1871,7 @@
           <w:sz w:val="21"/>
           <w:szCs w:val="21"/>
         </w:rPr>
-        <w:t xml:space="preserve">1. 9. B. Uluslararası bilimsel toplantılarda sunulan ve bildiri kitaplarında (proceedings) basılan bildiriler : </w:t>
+        <w:t>1. B. Uluslararası bilimsel toplantılarda sunulan ve bildiri kitaplarında (proceedings) basılan bildiriler: RZAYEV TEYMUR Geçmişten Gelenekten Günümüze Görsel İletişim Tasarımı. İLETİŞİMDE TASARIM - TASARIMDA İLETİŞİM (/)</w:t>
       </w:r>
       <w:r>
         <w:rPr>
@@ -1905,15 +1881,13 @@
           <w:sz w:val="21"/>
           <w:szCs w:val="21"/>
         </w:rPr>
-        <w:t>RZAYEV TEYMUR</w:t>
-      </w:r>
-      <w:r>
-        <w:rPr>
-          <w:rFonts w:ascii="Times New Roman" w:cs="Times New Roman" w:eastAsia="Times New Roman" w:hAnsi="Times New Roman"/>
-          <w:sz w:val="21"/>
-          <w:szCs w:val="21"/>
-        </w:rPr>
-        <w:t xml:space="preserve"> Geçmişten Gelenekten Günümüze Görsel İletişim Tasarımı. İLETİŞİMDE TASARIM - TASARIMDA İLETİŞİM (/)</w:t>
+      </w:r>
+      <w:r>
+        <w:rPr>
+          <w:rFonts w:ascii="Times New Roman" w:cs="Times New Roman" w:eastAsia="Times New Roman" w:hAnsi="Times New Roman"/>
+          <w:sz w:val="21"/>
+          <w:szCs w:val="21"/>
+        </w:rPr>
       </w:r>
     </w:p>
     <w:p>
